--- a/4-G-4/9-week-9/4-worksheet/Computer Worksheet G4 W9 (Answer).docx
+++ b/4-G-4/9-week-9/4-worksheet/Computer Worksheet G4 W9 (Answer).docx
@@ -396,29 +396,7 @@
           <w:sz w:val="36"/>
           <w:szCs w:val="36"/>
         </w:rPr>
-        <w:t xml:space="preserve">heet No. </w:t>
-      </w:r>
-      <w:proofErr w:type="gramStart"/>
-      <w:r>
-        <w:rPr>
-          <w:rFonts w:ascii="Lucida Bright" w:hAnsi="Lucida Bright"/>
-          <w:b/>
-          <w:bCs/>
-          <w:sz w:val="36"/>
-          <w:szCs w:val="36"/>
-        </w:rPr>
-        <w:t xml:space="preserve">(  </w:t>
-      </w:r>
-      <w:proofErr w:type="gramEnd"/>
-      <w:r>
-        <w:rPr>
-          <w:rFonts w:ascii="Lucida Bright" w:hAnsi="Lucida Bright"/>
-          <w:b/>
-          <w:bCs/>
-          <w:sz w:val="36"/>
-          <w:szCs w:val="36"/>
-        </w:rPr>
-        <w:t xml:space="preserve">  </w:t>
+        <w:t xml:space="preserve">heet No. (    </w:t>
       </w:r>
       <w:r>
         <w:rPr>
@@ -438,20 +416,8 @@
           <w:sz w:val="36"/>
           <w:szCs w:val="36"/>
         </w:rPr>
-        <w:t xml:space="preserve"> </w:t>
+        <w:t xml:space="preserve">   )</w:t>
       </w:r>
-      <w:proofErr w:type="gramStart"/>
-      <w:r>
-        <w:rPr>
-          <w:rFonts w:ascii="Lucida Bright" w:hAnsi="Lucida Bright"/>
-          <w:b/>
-          <w:bCs/>
-          <w:sz w:val="36"/>
-          <w:szCs w:val="36"/>
-        </w:rPr>
-        <w:t xml:space="preserve">  )</w:t>
-      </w:r>
-      <w:proofErr w:type="gramEnd"/>
       <w:r>
         <w:rPr>
           <w:rFonts w:ascii="Lucida Bright" w:hAnsi="Lucida Bright"/>
@@ -582,6 +548,7 @@
                                 <w:bCs/>
                                 <w:sz w:val="56"/>
                                 <w:szCs w:val="56"/>
+                                <w:lang w:bidi="ar-EG"/>
                               </w:rPr>
                             </w:pPr>
                             <w:r>
@@ -591,7 +558,7 @@
                                 <w:sz w:val="56"/>
                                 <w:szCs w:val="56"/>
                               </w:rPr>
-                              <w:t>Forever</w:t>
+                              <w:t>Clock Timer</w:t>
                             </w:r>
                           </w:p>
                         </w:txbxContent>
@@ -629,6 +596,7 @@
                           <w:bCs/>
                           <w:sz w:val="56"/>
                           <w:szCs w:val="56"/>
+                          <w:lang w:bidi="ar-EG"/>
                         </w:rPr>
                       </w:pPr>
                       <w:r>
@@ -638,7 +606,7 @@
                           <w:sz w:val="56"/>
                           <w:szCs w:val="56"/>
                         </w:rPr>
-                        <w:t>Forever</w:t>
+                        <w:t>Clock Timer</w:t>
                       </w:r>
                     </w:p>
                   </w:txbxContent>
@@ -831,7 +799,7 @@
           </mc:Choice>
           <mc:Fallback>
             <w:pict>
-              <v:line w14:anchorId="37628857" id="Straight Connector 9" o:spid="_x0000_s1026" style="position:absolute;left:0;text-align:left;z-index:251609600;visibility:visible;mso-wrap-style:square;mso-wrap-distance-left:9pt;mso-wrap-distance-top:0;mso-wrap-distance-right:9pt;mso-wrap-distance-bottom:0;mso-position-horizontal:absolute;mso-position-horizontal-relative:text;mso-position-vertical:absolute;mso-position-vertical-relative:text" from="47.35pt,423.8pt" to="180.2pt,423.8pt" o:gfxdata="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" strokecolor="black [3200]" strokeweight="3pt">
+              <v:line w14:anchorId="34459E46" id="Straight Connector 9" o:spid="_x0000_s1026" style="position:absolute;left:0;text-align:left;z-index:251609600;visibility:visible;mso-wrap-style:square;mso-wrap-distance-left:9pt;mso-wrap-distance-top:0;mso-wrap-distance-right:9pt;mso-wrap-distance-bottom:0;mso-position-horizontal:absolute;mso-position-horizontal-relative:text;mso-position-vertical:absolute;mso-position-vertical-relative:text" from="47.35pt,423.8pt" to="180.2pt,423.8pt" o:gfxdata="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" strokecolor="black [3200]" strokeweight="3pt">
                 <v:shadow on="t" color="black" opacity="22937f" origin=",.5" offset="0,.63889mm"/>
               </v:line>
             </w:pict>
@@ -897,7 +865,7 @@
           </mc:Choice>
           <mc:Fallback>
             <w:pict>
-              <v:line w14:anchorId="252718D5" id="Straight Connector 9" o:spid="_x0000_s1026" style="position:absolute;left:0;text-align:left;z-index:251617792;visibility:visible;mso-wrap-style:square;mso-wrap-distance-left:9pt;mso-wrap-distance-top:0;mso-wrap-distance-right:9pt;mso-wrap-distance-bottom:0;mso-position-horizontal:absolute;mso-position-horizontal-relative:text;mso-position-vertical:absolute;mso-position-vertical-relative:text" from="364.75pt,420.15pt" to="497.6pt,420.15pt" o:gfxdata="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" strokecolor="black [3200]" strokeweight="3pt">
+              <v:line w14:anchorId="2D43B67A" id="Straight Connector 9" o:spid="_x0000_s1026" style="position:absolute;left:0;text-align:left;z-index:251617792;visibility:visible;mso-wrap-style:square;mso-wrap-distance-left:9pt;mso-wrap-distance-top:0;mso-wrap-distance-right:9pt;mso-wrap-distance-bottom:0;mso-position-horizontal:absolute;mso-position-horizontal-relative:text;mso-position-vertical:absolute;mso-position-vertical-relative:text" from="364.75pt,420.15pt" to="497.6pt,420.15pt" o:gfxdata="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" strokecolor="black [3200]" strokeweight="3pt">
                 <v:shadow on="t" color="black" opacity="22937f" origin=",.5" offset="0,.63889mm"/>
               </v:line>
             </w:pict>
@@ -1737,7 +1705,7 @@
           <w:szCs w:val="36"/>
         </w:rPr>
         <w:drawing>
-          <wp:anchor distT="0" distB="0" distL="114300" distR="114300" simplePos="0" relativeHeight="251701760" behindDoc="0" locked="0" layoutInCell="1" allowOverlap="1" wp14:anchorId="309E12F6" wp14:editId="07A0DBCA">
+          <wp:anchor distT="0" distB="0" distL="114300" distR="114300" simplePos="0" relativeHeight="251701760" behindDoc="0" locked="0" layoutInCell="1" allowOverlap="1" wp14:anchorId="309E12F6" wp14:editId="1E1F4891">
             <wp:simplePos x="0" y="0"/>
             <wp:positionH relativeFrom="column">
               <wp:posOffset>200660</wp:posOffset>
@@ -2234,7 +2202,7 @@
           </mc:Choice>
           <mc:Fallback>
             <w:pict>
-              <v:line w14:anchorId="2852D4A2" id="Straight Connector 9" o:spid="_x0000_s1026" style="position:absolute;left:0;text-align:left;z-index:251640320;visibility:visible;mso-wrap-style:square;mso-wrap-distance-left:9pt;mso-wrap-distance-top:0;mso-wrap-distance-right:9pt;mso-wrap-distance-bottom:0;mso-position-horizontal:absolute;mso-position-horizontal-relative:text;mso-position-vertical:absolute;mso-position-vertical-relative:text" from="42.2pt,235.85pt" to="175.05pt,235.85pt" o:gfxdata="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" strokecolor="black [3200]" strokeweight="3pt">
+              <v:line w14:anchorId="0A7BD80F" id="Straight Connector 9" o:spid="_x0000_s1026" style="position:absolute;left:0;text-align:left;z-index:251640320;visibility:visible;mso-wrap-style:square;mso-wrap-distance-left:9pt;mso-wrap-distance-top:0;mso-wrap-distance-right:9pt;mso-wrap-distance-bottom:0;mso-position-horizontal:absolute;mso-position-horizontal-relative:text;mso-position-vertical:absolute;mso-position-vertical-relative:text" from="42.2pt,235.85pt" to="175.05pt,235.85pt" o:gfxdata="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" strokecolor="black [3200]" strokeweight="3pt">
                 <v:shadow on="t" color="black" opacity="22937f" origin=",.5" offset="0,.63889mm"/>
               </v:line>
             </w:pict>
@@ -2300,7 +2268,7 @@
           </mc:Choice>
           <mc:Fallback>
             <w:pict>
-              <v:line w14:anchorId="7BB94FE8" id="Straight Connector 9" o:spid="_x0000_s1026" style="position:absolute;left:0;text-align:left;z-index:251627008;visibility:visible;mso-wrap-style:square;mso-wrap-distance-left:9pt;mso-wrap-distance-top:0;mso-wrap-distance-right:9pt;mso-wrap-distance-bottom:0;mso-position-horizontal:absolute;mso-position-horizontal-relative:text;mso-position-vertical:absolute;mso-position-vertical-relative:text" from="362.55pt,235.95pt" to="495.4pt,235.95pt" o:gfxdata="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" strokecolor="black [3200]" strokeweight="3pt">
+              <v:line w14:anchorId="205E75E5" id="Straight Connector 9" o:spid="_x0000_s1026" style="position:absolute;left:0;text-align:left;z-index:251627008;visibility:visible;mso-wrap-style:square;mso-wrap-distance-left:9pt;mso-wrap-distance-top:0;mso-wrap-distance-right:9pt;mso-wrap-distance-bottom:0;mso-position-horizontal:absolute;mso-position-horizontal-relative:text;mso-position-vertical:absolute;mso-position-vertical-relative:text" from="362.55pt,235.95pt" to="495.4pt,235.95pt" o:gfxdata="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" strokecolor="black [3200]" strokeweight="3pt">
                 <v:shadow on="t" color="black" opacity="22937f" origin=",.5" offset="0,.63889mm"/>
               </v:line>
             </w:pict>
@@ -2818,7 +2786,7 @@
   <w:style w:type="paragraph" w:default="1" w:styleId="Normal">
     <w:name w:val="Normal"/>
     <w:qFormat/>
-    <w:rsid w:val="003D0CC3"/>
+    <w:rsid w:val="0076705A"/>
     <w:pPr>
       <w:bidi/>
       <w:spacing w:after="0" w:line="240" w:lineRule="auto"/>
@@ -2832,7 +2800,6 @@
   <w:style w:type="character" w:default="1" w:styleId="DefaultParagraphFont">
     <w:name w:val="Default Paragraph Font"/>
     <w:uiPriority w:val="1"/>
-    <w:semiHidden/>
     <w:unhideWhenUsed/>
   </w:style>
   <w:style w:type="table" w:default="1" w:styleId="TableNormal">
